--- a/output/tables/GEO/GSE39582/km_summary.docx
+++ b/output/tables/GEO/GSE39582/km_summary.docx
@@ -25,7 +25,7 @@
         <w:ind w:left="60" w:right="60" w:firstLine="0" w:firstLineChars="0"/>
       </w:pPr>
       <w:r>
-        <w:t xml:space="preserve">Kaplan–Meier estimates by MS4A1 expression, GSE39582 (CIT, colon). NR = not reached.</w:t>
+        <w:t xml:space="preserve">Kaplan–Meier estimates by ROCK2 expression, GSE39582 (CIT, colon). NR = not reached.</w:t>
       </w:r>
     </w:p>
     <w:tbl xmlns:a="http://schemas.openxmlformats.org/drawingml/2006/main" xmlns:pic="http://schemas.openxmlformats.org/drawingml/2006/picture">
@@ -821,7 +821,7 @@
                 <w:szCs w:val="18"/>
                 <w:color w:val="000000"/>
               </w:rPr>
-              <w:t xml:space="preserve">97</w:t>
+              <w:t xml:space="preserve">100</w:t>
             </w:r>
           </w:p>
         </w:tc>
@@ -876,7 +876,7 @@
                 <w:szCs w:val="18"/>
                 <w:color w:val="000000"/>
               </w:rPr>
-              <w:t xml:space="preserve">145.0 (91.0–NR)</w:t>
+              <w:t xml:space="preserve">132.0 (105.0–NR)</w:t>
             </w:r>
           </w:p>
         </w:tc>
@@ -931,7 +931,7 @@
                 <w:szCs w:val="18"/>
                 <w:color w:val="000000"/>
               </w:rPr>
-              <w:t xml:space="preserve">80.0% (75.2–85.1)</w:t>
+              <w:t xml:space="preserve">73.9% (68.7–79.4)</w:t>
             </w:r>
           </w:p>
         </w:tc>
@@ -986,7 +986,7 @@
                 <w:szCs w:val="18"/>
                 <w:color w:val="000000"/>
               </w:rPr>
-              <w:t xml:space="preserve">67.1% (61.3–73.5)</w:t>
+              <w:t xml:space="preserve">64.3% (58.5–70.8)</w:t>
             </w:r>
           </w:p>
         </w:tc>
@@ -1041,7 +1041,7 @@
                 <w:szCs w:val="18"/>
                 <w:color w:val="000000"/>
               </w:rPr>
-              <w:t xml:space="preserve">0.795</w:t>
+              <w:t xml:space="preserve">0.228</w:t>
             </w:r>
           </w:p>
         </w:tc>
@@ -1321,172 +1321,172 @@
                 <w:szCs w:val="18"/>
                 <w:color w:val="000000"/>
               </w:rPr>
-              <w:t xml:space="preserve">94</w:t>
-            </w:r>
-          </w:p>
-        </w:tc>
-        <w:tc>
-          <w:tcPr>
-            <w:tcBorders>
-              <w:bottom w:val="none" w:sz="0" w:space="0" w:color="000000"/>
-              <w:top w:val="none" w:sz="0" w:space="0" w:color="000000"/>
-              <w:left w:val="none" w:sz="0" w:space="0" w:color="000000"/>
-              <w:right w:val="none" w:sz="0" w:space="0" w:color="000000"/>
-            </w:tcBorders>
-            <w:shd w:val="clear" w:color="auto" w:fill="FFFFFF"/>
-            <w:tcMar>
-              <w:top w:w="0" w:type="dxa"/>
-              <w:bottom w:w="0" w:type="dxa"/>
-              <w:left w:w="0" w:type="dxa"/>
-              <w:right w:w="0" w:type="dxa"/>
-            </w:tcMar>
-            <w:vAlign w:val="center"/>
-          </w:tcPr>
-          <w:p>
-            <w:pPr>
-              <w:pStyle w:val="Normal"/>
-              <w:jc w:val="left"/>
-              <w:pBdr>
-                <w:bottom w:val="none" w:sz="0" w:space="0" w:color="000000"/>
-                <w:top w:val="none" w:sz="0" w:space="0" w:color="000000"/>
-                <w:left w:val="none" w:sz="0" w:space="0" w:color="000000"/>
-                <w:right w:val="none" w:sz="0" w:space="0" w:color="000000"/>
-              </w:pBdr>
-              <w:spacing w:after="100" w:before="100" w:line="240"/>
-              <w:ind w:left="100" w:right="100" w:firstLine="0" w:firstLineChars="0"/>
-              <w:rPr>
-                <w:rFonts w:ascii="Times New Roman" w:hAnsi="Times New Roman" w:eastAsia="Times New Roman" w:cs="Times New Roman"/>
-                <w:i w:val="false"/>
-                <w:b w:val="false"/>
-                <w:u w:val="none"/>
-                <w:strike w:val="false"/>
-                <w:sz w:val="18"/>
-                <w:szCs w:val="18"/>
-                <w:color w:val="000000"/>
-              </w:rPr>
-            </w:pPr>
-            <w:r>
-              <w:rPr>
-                <w:rFonts w:ascii="Times New Roman" w:hAnsi="Times New Roman" w:eastAsia="Times New Roman" w:cs="Times New Roman"/>
-                <w:i w:val="false"/>
-                <w:b w:val="false"/>
-                <w:u w:val="none"/>
-                <w:strike w:val="false"/>
-                <w:sz w:val="18"/>
-                <w:szCs w:val="18"/>
-                <w:color w:val="000000"/>
-              </w:rPr>
-              <w:t xml:space="preserve">183.0 (105.0–NR)</w:t>
-            </w:r>
-          </w:p>
-        </w:tc>
-        <w:tc>
-          <w:tcPr>
-            <w:tcBorders>
-              <w:bottom w:val="none" w:sz="0" w:space="0" w:color="000000"/>
-              <w:top w:val="none" w:sz="0" w:space="0" w:color="000000"/>
-              <w:left w:val="none" w:sz="0" w:space="0" w:color="000000"/>
-              <w:right w:val="none" w:sz="0" w:space="0" w:color="000000"/>
-            </w:tcBorders>
-            <w:shd w:val="clear" w:color="auto" w:fill="FFFFFF"/>
-            <w:tcMar>
-              <w:top w:w="0" w:type="dxa"/>
-              <w:bottom w:w="0" w:type="dxa"/>
-              <w:left w:w="0" w:type="dxa"/>
-              <w:right w:w="0" w:type="dxa"/>
-            </w:tcMar>
-            <w:vAlign w:val="center"/>
-          </w:tcPr>
-          <w:p>
-            <w:pPr>
-              <w:pStyle w:val="Normal"/>
-              <w:jc w:val="left"/>
-              <w:pBdr>
-                <w:bottom w:val="none" w:sz="0" w:space="0" w:color="000000"/>
-                <w:top w:val="none" w:sz="0" w:space="0" w:color="000000"/>
-                <w:left w:val="none" w:sz="0" w:space="0" w:color="000000"/>
-                <w:right w:val="none" w:sz="0" w:space="0" w:color="000000"/>
-              </w:pBdr>
-              <w:spacing w:after="100" w:before="100" w:line="240"/>
-              <w:ind w:left="100" w:right="100" w:firstLine="0" w:firstLineChars="0"/>
-              <w:rPr>
-                <w:rFonts w:ascii="Times New Roman" w:hAnsi="Times New Roman" w:eastAsia="Times New Roman" w:cs="Times New Roman"/>
-                <w:i w:val="false"/>
-                <w:b w:val="false"/>
-                <w:u w:val="none"/>
-                <w:strike w:val="false"/>
-                <w:sz w:val="18"/>
-                <w:szCs w:val="18"/>
-                <w:color w:val="000000"/>
-              </w:rPr>
-            </w:pPr>
-            <w:r>
-              <w:rPr>
-                <w:rFonts w:ascii="Times New Roman" w:hAnsi="Times New Roman" w:eastAsia="Times New Roman" w:cs="Times New Roman"/>
-                <w:i w:val="false"/>
-                <w:b w:val="false"/>
-                <w:u w:val="none"/>
-                <w:strike w:val="false"/>
-                <w:sz w:val="18"/>
-                <w:szCs w:val="18"/>
-                <w:color w:val="000000"/>
-              </w:rPr>
-              <w:t xml:space="preserve">75.7% (70.7–81.1)</w:t>
-            </w:r>
-          </w:p>
-        </w:tc>
-        <w:tc>
-          <w:tcPr>
-            <w:tcBorders>
-              <w:bottom w:val="none" w:sz="0" w:space="0" w:color="000000"/>
-              <w:top w:val="none" w:sz="0" w:space="0" w:color="000000"/>
-              <w:left w:val="none" w:sz="0" w:space="0" w:color="000000"/>
-              <w:right w:val="none" w:sz="0" w:space="0" w:color="000000"/>
-            </w:tcBorders>
-            <w:shd w:val="clear" w:color="auto" w:fill="FFFFFF"/>
-            <w:tcMar>
-              <w:top w:w="0" w:type="dxa"/>
-              <w:bottom w:w="0" w:type="dxa"/>
-              <w:left w:w="0" w:type="dxa"/>
-              <w:right w:w="0" w:type="dxa"/>
-            </w:tcMar>
-            <w:vAlign w:val="center"/>
-          </w:tcPr>
-          <w:p>
-            <w:pPr>
-              <w:pStyle w:val="Normal"/>
-              <w:jc w:val="left"/>
-              <w:pBdr>
-                <w:bottom w:val="none" w:sz="0" w:space="0" w:color="000000"/>
-                <w:top w:val="none" w:sz="0" w:space="0" w:color="000000"/>
-                <w:left w:val="none" w:sz="0" w:space="0" w:color="000000"/>
-                <w:right w:val="none" w:sz="0" w:space="0" w:color="000000"/>
-              </w:pBdr>
-              <w:spacing w:after="100" w:before="100" w:line="240"/>
-              <w:ind w:left="100" w:right="100" w:firstLine="0" w:firstLineChars="0"/>
-              <w:rPr>
-                <w:rFonts w:ascii="Times New Roman" w:hAnsi="Times New Roman" w:eastAsia="Times New Roman" w:cs="Times New Roman"/>
-                <w:i w:val="false"/>
-                <w:b w:val="false"/>
-                <w:u w:val="none"/>
-                <w:strike w:val="false"/>
-                <w:sz w:val="18"/>
-                <w:szCs w:val="18"/>
-                <w:color w:val="000000"/>
-              </w:rPr>
-            </w:pPr>
-            <w:r>
-              <w:rPr>
-                <w:rFonts w:ascii="Times New Roman" w:hAnsi="Times New Roman" w:eastAsia="Times New Roman" w:cs="Times New Roman"/>
-                <w:i w:val="false"/>
-                <w:b w:val="false"/>
-                <w:u w:val="none"/>
-                <w:strike w:val="false"/>
-                <w:sz w:val="18"/>
-                <w:szCs w:val="18"/>
-                <w:color w:val="000000"/>
-              </w:rPr>
-              <w:t xml:space="preserve">67.9% (62.3–74.0)</w:t>
+              <w:t xml:space="preserve">91</w:t>
+            </w:r>
+          </w:p>
+        </w:tc>
+        <w:tc>
+          <w:tcPr>
+            <w:tcBorders>
+              <w:bottom w:val="none" w:sz="0" w:space="0" w:color="000000"/>
+              <w:top w:val="none" w:sz="0" w:space="0" w:color="000000"/>
+              <w:left w:val="none" w:sz="0" w:space="0" w:color="000000"/>
+              <w:right w:val="none" w:sz="0" w:space="0" w:color="000000"/>
+            </w:tcBorders>
+            <w:shd w:val="clear" w:color="auto" w:fill="FFFFFF"/>
+            <w:tcMar>
+              <w:top w:w="0" w:type="dxa"/>
+              <w:bottom w:w="0" w:type="dxa"/>
+              <w:left w:w="0" w:type="dxa"/>
+              <w:right w:w="0" w:type="dxa"/>
+            </w:tcMar>
+            <w:vAlign w:val="center"/>
+          </w:tcPr>
+          <w:p>
+            <w:pPr>
+              <w:pStyle w:val="Normal"/>
+              <w:jc w:val="left"/>
+              <w:pBdr>
+                <w:bottom w:val="none" w:sz="0" w:space="0" w:color="000000"/>
+                <w:top w:val="none" w:sz="0" w:space="0" w:color="000000"/>
+                <w:left w:val="none" w:sz="0" w:space="0" w:color="000000"/>
+                <w:right w:val="none" w:sz="0" w:space="0" w:color="000000"/>
+              </w:pBdr>
+              <w:spacing w:after="100" w:before="100" w:line="240"/>
+              <w:ind w:left="100" w:right="100" w:firstLine="0" w:firstLineChars="0"/>
+              <w:rPr>
+                <w:rFonts w:ascii="Times New Roman" w:hAnsi="Times New Roman" w:eastAsia="Times New Roman" w:cs="Times New Roman"/>
+                <w:i w:val="false"/>
+                <w:b w:val="false"/>
+                <w:u w:val="none"/>
+                <w:strike w:val="false"/>
+                <w:sz w:val="18"/>
+                <w:szCs w:val="18"/>
+                <w:color w:val="000000"/>
+              </w:rPr>
+            </w:pPr>
+            <w:r>
+              <w:rPr>
+                <w:rFonts w:ascii="Times New Roman" w:hAnsi="Times New Roman" w:eastAsia="Times New Roman" w:cs="Times New Roman"/>
+                <w:i w:val="false"/>
+                <w:b w:val="false"/>
+                <w:u w:val="none"/>
+                <w:strike w:val="false"/>
+                <w:sz w:val="18"/>
+                <w:szCs w:val="18"/>
+                <w:color w:val="000000"/>
+              </w:rPr>
+              <w:t xml:space="preserve">NR (97.0–NR)</w:t>
+            </w:r>
+          </w:p>
+        </w:tc>
+        <w:tc>
+          <w:tcPr>
+            <w:tcBorders>
+              <w:bottom w:val="none" w:sz="0" w:space="0" w:color="000000"/>
+              <w:top w:val="none" w:sz="0" w:space="0" w:color="000000"/>
+              <w:left w:val="none" w:sz="0" w:space="0" w:color="000000"/>
+              <w:right w:val="none" w:sz="0" w:space="0" w:color="000000"/>
+            </w:tcBorders>
+            <w:shd w:val="clear" w:color="auto" w:fill="FFFFFF"/>
+            <w:tcMar>
+              <w:top w:w="0" w:type="dxa"/>
+              <w:bottom w:w="0" w:type="dxa"/>
+              <w:left w:w="0" w:type="dxa"/>
+              <w:right w:w="0" w:type="dxa"/>
+            </w:tcMar>
+            <w:vAlign w:val="center"/>
+          </w:tcPr>
+          <w:p>
+            <w:pPr>
+              <w:pStyle w:val="Normal"/>
+              <w:jc w:val="left"/>
+              <w:pBdr>
+                <w:bottom w:val="none" w:sz="0" w:space="0" w:color="000000"/>
+                <w:top w:val="none" w:sz="0" w:space="0" w:color="000000"/>
+                <w:left w:val="none" w:sz="0" w:space="0" w:color="000000"/>
+                <w:right w:val="none" w:sz="0" w:space="0" w:color="000000"/>
+              </w:pBdr>
+              <w:spacing w:after="100" w:before="100" w:line="240"/>
+              <w:ind w:left="100" w:right="100" w:firstLine="0" w:firstLineChars="0"/>
+              <w:rPr>
+                <w:rFonts w:ascii="Times New Roman" w:hAnsi="Times New Roman" w:eastAsia="Times New Roman" w:cs="Times New Roman"/>
+                <w:i w:val="false"/>
+                <w:b w:val="false"/>
+                <w:u w:val="none"/>
+                <w:strike w:val="false"/>
+                <w:sz w:val="18"/>
+                <w:szCs w:val="18"/>
+                <w:color w:val="000000"/>
+              </w:rPr>
+            </w:pPr>
+            <w:r>
+              <w:rPr>
+                <w:rFonts w:ascii="Times New Roman" w:hAnsi="Times New Roman" w:eastAsia="Times New Roman" w:cs="Times New Roman"/>
+                <w:i w:val="false"/>
+                <w:b w:val="false"/>
+                <w:u w:val="none"/>
+                <w:strike w:val="false"/>
+                <w:sz w:val="18"/>
+                <w:szCs w:val="18"/>
+                <w:color w:val="000000"/>
+              </w:rPr>
+              <w:t xml:space="preserve">81.9% (77.3–86.7)</w:t>
+            </w:r>
+          </w:p>
+        </w:tc>
+        <w:tc>
+          <w:tcPr>
+            <w:tcBorders>
+              <w:bottom w:val="none" w:sz="0" w:space="0" w:color="000000"/>
+              <w:top w:val="none" w:sz="0" w:space="0" w:color="000000"/>
+              <w:left w:val="none" w:sz="0" w:space="0" w:color="000000"/>
+              <w:right w:val="none" w:sz="0" w:space="0" w:color="000000"/>
+            </w:tcBorders>
+            <w:shd w:val="clear" w:color="auto" w:fill="FFFFFF"/>
+            <w:tcMar>
+              <w:top w:w="0" w:type="dxa"/>
+              <w:bottom w:w="0" w:type="dxa"/>
+              <w:left w:w="0" w:type="dxa"/>
+              <w:right w:w="0" w:type="dxa"/>
+            </w:tcMar>
+            <w:vAlign w:val="center"/>
+          </w:tcPr>
+          <w:p>
+            <w:pPr>
+              <w:pStyle w:val="Normal"/>
+              <w:jc w:val="left"/>
+              <w:pBdr>
+                <w:bottom w:val="none" w:sz="0" w:space="0" w:color="000000"/>
+                <w:top w:val="none" w:sz="0" w:space="0" w:color="000000"/>
+                <w:left w:val="none" w:sz="0" w:space="0" w:color="000000"/>
+                <w:right w:val="none" w:sz="0" w:space="0" w:color="000000"/>
+              </w:pBdr>
+              <w:spacing w:after="100" w:before="100" w:line="240"/>
+              <w:ind w:left="100" w:right="100" w:firstLine="0" w:firstLineChars="0"/>
+              <w:rPr>
+                <w:rFonts w:ascii="Times New Roman" w:hAnsi="Times New Roman" w:eastAsia="Times New Roman" w:cs="Times New Roman"/>
+                <w:i w:val="false"/>
+                <w:b w:val="false"/>
+                <w:u w:val="none"/>
+                <w:strike w:val="false"/>
+                <w:sz w:val="18"/>
+                <w:szCs w:val="18"/>
+                <w:color w:val="000000"/>
+              </w:rPr>
+            </w:pPr>
+            <w:r>
+              <w:rPr>
+                <w:rFonts w:ascii="Times New Roman" w:hAnsi="Times New Roman" w:eastAsia="Times New Roman" w:cs="Times New Roman"/>
+                <w:i w:val="false"/>
+                <w:b w:val="false"/>
+                <w:u w:val="none"/>
+                <w:strike w:val="false"/>
+                <w:sz w:val="18"/>
+                <w:szCs w:val="18"/>
+                <w:color w:val="000000"/>
+              </w:rPr>
+              <w:t xml:space="preserve">70.7% (65.1–76.8)</w:t>
             </w:r>
           </w:p>
         </w:tc>
@@ -1766,7 +1766,7 @@
                 <w:szCs w:val="18"/>
                 <w:color w:val="000000"/>
               </w:rPr>
-              <w:t xml:space="preserve">226</w:t>
+              <w:t xml:space="preserve">192</w:t>
             </w:r>
           </w:p>
         </w:tc>
@@ -1821,227 +1821,227 @@
                 <w:szCs w:val="18"/>
                 <w:color w:val="000000"/>
               </w:rPr>
-              <w:t xml:space="preserve">80</w:t>
-            </w:r>
-          </w:p>
-        </w:tc>
-        <w:tc>
-          <w:tcPr>
-            <w:tcBorders>
-              <w:bottom w:val="none" w:sz="0" w:space="0" w:color="000000"/>
-              <w:top w:val="none" w:sz="0" w:space="0" w:color="000000"/>
-              <w:left w:val="none" w:sz="0" w:space="0" w:color="000000"/>
-              <w:right w:val="none" w:sz="0" w:space="0" w:color="000000"/>
-            </w:tcBorders>
-            <w:shd w:val="clear" w:color="auto" w:fill="FFFFFF"/>
-            <w:tcMar>
-              <w:top w:w="0" w:type="dxa"/>
-              <w:bottom w:w="0" w:type="dxa"/>
-              <w:left w:w="0" w:type="dxa"/>
-              <w:right w:w="0" w:type="dxa"/>
-            </w:tcMar>
-            <w:vAlign w:val="center"/>
-          </w:tcPr>
-          <w:p>
-            <w:pPr>
-              <w:pStyle w:val="Normal"/>
-              <w:jc w:val="left"/>
-              <w:pBdr>
-                <w:bottom w:val="none" w:sz="0" w:space="0" w:color="000000"/>
-                <w:top w:val="none" w:sz="0" w:space="0" w:color="000000"/>
-                <w:left w:val="none" w:sz="0" w:space="0" w:color="000000"/>
-                <w:right w:val="none" w:sz="0" w:space="0" w:color="000000"/>
-              </w:pBdr>
-              <w:spacing w:after="100" w:before="100" w:line="240"/>
-              <w:ind w:left="100" w:right="100" w:firstLine="0" w:firstLineChars="0"/>
-              <w:rPr>
-                <w:rFonts w:ascii="Times New Roman" w:hAnsi="Times New Roman" w:eastAsia="Times New Roman" w:cs="Times New Roman"/>
-                <w:i w:val="false"/>
-                <w:b w:val="false"/>
-                <w:u w:val="none"/>
-                <w:strike w:val="false"/>
-                <w:sz w:val="18"/>
-                <w:szCs w:val="18"/>
-                <w:color w:val="000000"/>
-              </w:rPr>
-            </w:pPr>
-            <w:r>
-              <w:rPr>
-                <w:rFonts w:ascii="Times New Roman" w:hAnsi="Times New Roman" w:eastAsia="Times New Roman" w:cs="Times New Roman"/>
-                <w:i w:val="false"/>
-                <w:b w:val="false"/>
-                <w:u w:val="none"/>
-                <w:strike w:val="false"/>
-                <w:sz w:val="18"/>
-                <w:szCs w:val="18"/>
-                <w:color w:val="000000"/>
-              </w:rPr>
-              <w:t xml:space="preserve">112.0 (83.0–NR)</w:t>
-            </w:r>
-          </w:p>
-        </w:tc>
-        <w:tc>
-          <w:tcPr>
-            <w:tcBorders>
-              <w:bottom w:val="none" w:sz="0" w:space="0" w:color="000000"/>
-              <w:top w:val="none" w:sz="0" w:space="0" w:color="000000"/>
-              <w:left w:val="none" w:sz="0" w:space="0" w:color="000000"/>
-              <w:right w:val="none" w:sz="0" w:space="0" w:color="000000"/>
-            </w:tcBorders>
-            <w:shd w:val="clear" w:color="auto" w:fill="FFFFFF"/>
-            <w:tcMar>
-              <w:top w:w="0" w:type="dxa"/>
-              <w:bottom w:w="0" w:type="dxa"/>
-              <w:left w:w="0" w:type="dxa"/>
-              <w:right w:w="0" w:type="dxa"/>
-            </w:tcMar>
-            <w:vAlign w:val="center"/>
-          </w:tcPr>
-          <w:p>
-            <w:pPr>
-              <w:pStyle w:val="Normal"/>
-              <w:jc w:val="left"/>
-              <w:pBdr>
-                <w:bottom w:val="none" w:sz="0" w:space="0" w:color="000000"/>
-                <w:top w:val="none" w:sz="0" w:space="0" w:color="000000"/>
-                <w:left w:val="none" w:sz="0" w:space="0" w:color="000000"/>
-                <w:right w:val="none" w:sz="0" w:space="0" w:color="000000"/>
-              </w:pBdr>
-              <w:spacing w:after="100" w:before="100" w:line="240"/>
-              <w:ind w:left="100" w:right="100" w:firstLine="0" w:firstLineChars="0"/>
-              <w:rPr>
-                <w:rFonts w:ascii="Times New Roman" w:hAnsi="Times New Roman" w:eastAsia="Times New Roman" w:cs="Times New Roman"/>
-                <w:i w:val="false"/>
-                <w:b w:val="false"/>
-                <w:u w:val="none"/>
-                <w:strike w:val="false"/>
-                <w:sz w:val="18"/>
-                <w:szCs w:val="18"/>
-                <w:color w:val="000000"/>
-              </w:rPr>
-            </w:pPr>
-            <w:r>
-              <w:rPr>
-                <w:rFonts w:ascii="Times New Roman" w:hAnsi="Times New Roman" w:eastAsia="Times New Roman" w:cs="Times New Roman"/>
-                <w:i w:val="false"/>
-                <w:b w:val="false"/>
-                <w:u w:val="none"/>
-                <w:strike w:val="false"/>
-                <w:sz w:val="18"/>
-                <w:szCs w:val="18"/>
-                <w:color w:val="000000"/>
-              </w:rPr>
-              <w:t xml:space="preserve">79.0% (73.6–84.8)</w:t>
-            </w:r>
-          </w:p>
-        </w:tc>
-        <w:tc>
-          <w:tcPr>
-            <w:tcBorders>
-              <w:bottom w:val="none" w:sz="0" w:space="0" w:color="000000"/>
-              <w:top w:val="none" w:sz="0" w:space="0" w:color="000000"/>
-              <w:left w:val="none" w:sz="0" w:space="0" w:color="000000"/>
-              <w:right w:val="none" w:sz="0" w:space="0" w:color="000000"/>
-            </w:tcBorders>
-            <w:shd w:val="clear" w:color="auto" w:fill="FFFFFF"/>
-            <w:tcMar>
-              <w:top w:w="0" w:type="dxa"/>
-              <w:bottom w:w="0" w:type="dxa"/>
-              <w:left w:w="0" w:type="dxa"/>
-              <w:right w:w="0" w:type="dxa"/>
-            </w:tcMar>
-            <w:vAlign w:val="center"/>
-          </w:tcPr>
-          <w:p>
-            <w:pPr>
-              <w:pStyle w:val="Normal"/>
-              <w:jc w:val="left"/>
-              <w:pBdr>
-                <w:bottom w:val="none" w:sz="0" w:space="0" w:color="000000"/>
-                <w:top w:val="none" w:sz="0" w:space="0" w:color="000000"/>
-                <w:left w:val="none" w:sz="0" w:space="0" w:color="000000"/>
-                <w:right w:val="none" w:sz="0" w:space="0" w:color="000000"/>
-              </w:pBdr>
-              <w:spacing w:after="100" w:before="100" w:line="240"/>
-              <w:ind w:left="100" w:right="100" w:firstLine="0" w:firstLineChars="0"/>
-              <w:rPr>
-                <w:rFonts w:ascii="Times New Roman" w:hAnsi="Times New Roman" w:eastAsia="Times New Roman" w:cs="Times New Roman"/>
-                <w:i w:val="false"/>
-                <w:b w:val="false"/>
-                <w:u w:val="none"/>
-                <w:strike w:val="false"/>
-                <w:sz w:val="18"/>
-                <w:szCs w:val="18"/>
-                <w:color w:val="000000"/>
-              </w:rPr>
-            </w:pPr>
-            <w:r>
-              <w:rPr>
-                <w:rFonts w:ascii="Times New Roman" w:hAnsi="Times New Roman" w:eastAsia="Times New Roman" w:cs="Times New Roman"/>
-                <w:i w:val="false"/>
-                <w:b w:val="false"/>
-                <w:u w:val="none"/>
-                <w:strike w:val="false"/>
-                <w:sz w:val="18"/>
-                <w:szCs w:val="18"/>
-                <w:color w:val="000000"/>
-              </w:rPr>
-              <w:t xml:space="preserve">64.7% (58.1–72.0)</w:t>
-            </w:r>
-          </w:p>
-        </w:tc>
-        <w:tc>
-          <w:tcPr>
-            <w:tcBorders>
-              <w:bottom w:val="none" w:sz="0" w:space="0" w:color="000000"/>
-              <w:top w:val="none" w:sz="0" w:space="0" w:color="000000"/>
-              <w:left w:val="none" w:sz="0" w:space="0" w:color="000000"/>
-              <w:right w:val="none" w:sz="0" w:space="0" w:color="000000"/>
-            </w:tcBorders>
-            <w:shd w:val="clear" w:color="auto" w:fill="FFFFFF"/>
-            <w:tcMar>
-              <w:top w:w="0" w:type="dxa"/>
-              <w:bottom w:w="0" w:type="dxa"/>
-              <w:left w:w="0" w:type="dxa"/>
-              <w:right w:w="0" w:type="dxa"/>
-            </w:tcMar>
-            <w:vAlign w:val="center"/>
-          </w:tcPr>
-          <w:p>
-            <w:pPr>
-              <w:pStyle w:val="Normal"/>
-              <w:jc w:val="left"/>
-              <w:pBdr>
-                <w:bottom w:val="none" w:sz="0" w:space="0" w:color="000000"/>
-                <w:top w:val="none" w:sz="0" w:space="0" w:color="000000"/>
-                <w:left w:val="none" w:sz="0" w:space="0" w:color="000000"/>
-                <w:right w:val="none" w:sz="0" w:space="0" w:color="000000"/>
-              </w:pBdr>
-              <w:spacing w:after="100" w:before="100" w:line="240"/>
-              <w:ind w:left="100" w:right="100" w:firstLine="0" w:firstLineChars="0"/>
-              <w:rPr>
-                <w:rFonts w:ascii="Times New Roman" w:hAnsi="Times New Roman" w:eastAsia="Times New Roman" w:cs="Times New Roman"/>
-                <w:i w:val="false"/>
-                <w:b w:val="false"/>
-                <w:u w:val="none"/>
-                <w:strike w:val="false"/>
-                <w:sz w:val="18"/>
-                <w:szCs w:val="18"/>
-                <w:color w:val="000000"/>
-              </w:rPr>
-            </w:pPr>
-            <w:r>
-              <w:rPr>
-                <w:rFonts w:ascii="Times New Roman" w:hAnsi="Times New Roman" w:eastAsia="Times New Roman" w:cs="Times New Roman"/>
-                <w:i w:val="false"/>
-                <w:b w:val="false"/>
-                <w:u w:val="none"/>
-                <w:strike w:val="false"/>
-                <w:sz w:val="18"/>
-                <w:szCs w:val="18"/>
-                <w:color w:val="000000"/>
-              </w:rPr>
-              <w:t xml:space="preserve">0.699</w:t>
+              <w:t xml:space="preserve">73</w:t>
+            </w:r>
+          </w:p>
+        </w:tc>
+        <w:tc>
+          <w:tcPr>
+            <w:tcBorders>
+              <w:bottom w:val="none" w:sz="0" w:space="0" w:color="000000"/>
+              <w:top w:val="none" w:sz="0" w:space="0" w:color="000000"/>
+              <w:left w:val="none" w:sz="0" w:space="0" w:color="000000"/>
+              <w:right w:val="none" w:sz="0" w:space="0" w:color="000000"/>
+            </w:tcBorders>
+            <w:shd w:val="clear" w:color="auto" w:fill="FFFFFF"/>
+            <w:tcMar>
+              <w:top w:w="0" w:type="dxa"/>
+              <w:bottom w:w="0" w:type="dxa"/>
+              <w:left w:w="0" w:type="dxa"/>
+              <w:right w:w="0" w:type="dxa"/>
+            </w:tcMar>
+            <w:vAlign w:val="center"/>
+          </w:tcPr>
+          <w:p>
+            <w:pPr>
+              <w:pStyle w:val="Normal"/>
+              <w:jc w:val="left"/>
+              <w:pBdr>
+                <w:bottom w:val="none" w:sz="0" w:space="0" w:color="000000"/>
+                <w:top w:val="none" w:sz="0" w:space="0" w:color="000000"/>
+                <w:left w:val="none" w:sz="0" w:space="0" w:color="000000"/>
+                <w:right w:val="none" w:sz="0" w:space="0" w:color="000000"/>
+              </w:pBdr>
+              <w:spacing w:after="100" w:before="100" w:line="240"/>
+              <w:ind w:left="100" w:right="100" w:firstLine="0" w:firstLineChars="0"/>
+              <w:rPr>
+                <w:rFonts w:ascii="Times New Roman" w:hAnsi="Times New Roman" w:eastAsia="Times New Roman" w:cs="Times New Roman"/>
+                <w:i w:val="false"/>
+                <w:b w:val="false"/>
+                <w:u w:val="none"/>
+                <w:strike w:val="false"/>
+                <w:sz w:val="18"/>
+                <w:szCs w:val="18"/>
+                <w:color w:val="000000"/>
+              </w:rPr>
+            </w:pPr>
+            <w:r>
+              <w:rPr>
+                <w:rFonts w:ascii="Times New Roman" w:hAnsi="Times New Roman" w:eastAsia="Times New Roman" w:cs="Times New Roman"/>
+                <w:i w:val="false"/>
+                <w:b w:val="false"/>
+                <w:u w:val="none"/>
+                <w:strike w:val="false"/>
+                <w:sz w:val="18"/>
+                <w:szCs w:val="18"/>
+                <w:color w:val="000000"/>
+              </w:rPr>
+              <w:t xml:space="preserve">105.0 (72.0–NR)</w:t>
+            </w:r>
+          </w:p>
+        </w:tc>
+        <w:tc>
+          <w:tcPr>
+            <w:tcBorders>
+              <w:bottom w:val="none" w:sz="0" w:space="0" w:color="000000"/>
+              <w:top w:val="none" w:sz="0" w:space="0" w:color="000000"/>
+              <w:left w:val="none" w:sz="0" w:space="0" w:color="000000"/>
+              <w:right w:val="none" w:sz="0" w:space="0" w:color="000000"/>
+            </w:tcBorders>
+            <w:shd w:val="clear" w:color="auto" w:fill="FFFFFF"/>
+            <w:tcMar>
+              <w:top w:w="0" w:type="dxa"/>
+              <w:bottom w:w="0" w:type="dxa"/>
+              <w:left w:w="0" w:type="dxa"/>
+              <w:right w:w="0" w:type="dxa"/>
+            </w:tcMar>
+            <w:vAlign w:val="center"/>
+          </w:tcPr>
+          <w:p>
+            <w:pPr>
+              <w:pStyle w:val="Normal"/>
+              <w:jc w:val="left"/>
+              <w:pBdr>
+                <w:bottom w:val="none" w:sz="0" w:space="0" w:color="000000"/>
+                <w:top w:val="none" w:sz="0" w:space="0" w:color="000000"/>
+                <w:left w:val="none" w:sz="0" w:space="0" w:color="000000"/>
+                <w:right w:val="none" w:sz="0" w:space="0" w:color="000000"/>
+              </w:pBdr>
+              <w:spacing w:after="100" w:before="100" w:line="240"/>
+              <w:ind w:left="100" w:right="100" w:firstLine="0" w:firstLineChars="0"/>
+              <w:rPr>
+                <w:rFonts w:ascii="Times New Roman" w:hAnsi="Times New Roman" w:eastAsia="Times New Roman" w:cs="Times New Roman"/>
+                <w:i w:val="false"/>
+                <w:b w:val="false"/>
+                <w:u w:val="none"/>
+                <w:strike w:val="false"/>
+                <w:sz w:val="18"/>
+                <w:szCs w:val="18"/>
+                <w:color w:val="000000"/>
+              </w:rPr>
+            </w:pPr>
+            <w:r>
+              <w:rPr>
+                <w:rFonts w:ascii="Times New Roman" w:hAnsi="Times New Roman" w:eastAsia="Times New Roman" w:cs="Times New Roman"/>
+                <w:i w:val="false"/>
+                <w:b w:val="false"/>
+                <w:u w:val="none"/>
+                <w:strike w:val="false"/>
+                <w:sz w:val="18"/>
+                <w:szCs w:val="18"/>
+                <w:color w:val="000000"/>
+              </w:rPr>
+              <w:t xml:space="preserve">70.3% (63.8–77.5)</w:t>
+            </w:r>
+          </w:p>
+        </w:tc>
+        <w:tc>
+          <w:tcPr>
+            <w:tcBorders>
+              <w:bottom w:val="none" w:sz="0" w:space="0" w:color="000000"/>
+              <w:top w:val="none" w:sz="0" w:space="0" w:color="000000"/>
+              <w:left w:val="none" w:sz="0" w:space="0" w:color="000000"/>
+              <w:right w:val="none" w:sz="0" w:space="0" w:color="000000"/>
+            </w:tcBorders>
+            <w:shd w:val="clear" w:color="auto" w:fill="FFFFFF"/>
+            <w:tcMar>
+              <w:top w:w="0" w:type="dxa"/>
+              <w:bottom w:w="0" w:type="dxa"/>
+              <w:left w:w="0" w:type="dxa"/>
+              <w:right w:w="0" w:type="dxa"/>
+            </w:tcMar>
+            <w:vAlign w:val="center"/>
+          </w:tcPr>
+          <w:p>
+            <w:pPr>
+              <w:pStyle w:val="Normal"/>
+              <w:jc w:val="left"/>
+              <w:pBdr>
+                <w:bottom w:val="none" w:sz="0" w:space="0" w:color="000000"/>
+                <w:top w:val="none" w:sz="0" w:space="0" w:color="000000"/>
+                <w:left w:val="none" w:sz="0" w:space="0" w:color="000000"/>
+                <w:right w:val="none" w:sz="0" w:space="0" w:color="000000"/>
+              </w:pBdr>
+              <w:spacing w:after="100" w:before="100" w:line="240"/>
+              <w:ind w:left="100" w:right="100" w:firstLine="0" w:firstLineChars="0"/>
+              <w:rPr>
+                <w:rFonts w:ascii="Times New Roman" w:hAnsi="Times New Roman" w:eastAsia="Times New Roman" w:cs="Times New Roman"/>
+                <w:i w:val="false"/>
+                <w:b w:val="false"/>
+                <w:u w:val="none"/>
+                <w:strike w:val="false"/>
+                <w:sz w:val="18"/>
+                <w:szCs w:val="18"/>
+                <w:color w:val="000000"/>
+              </w:rPr>
+            </w:pPr>
+            <w:r>
+              <w:rPr>
+                <w:rFonts w:ascii="Times New Roman" w:hAnsi="Times New Roman" w:eastAsia="Times New Roman" w:cs="Times New Roman"/>
+                <w:i w:val="false"/>
+                <w:b w:val="false"/>
+                <w:u w:val="none"/>
+                <w:strike w:val="false"/>
+                <w:sz w:val="18"/>
+                <w:szCs w:val="18"/>
+                <w:color w:val="000000"/>
+              </w:rPr>
+              <w:t xml:space="preserve">60.2% (53.0–68.4)</w:t>
+            </w:r>
+          </w:p>
+        </w:tc>
+        <w:tc>
+          <w:tcPr>
+            <w:tcBorders>
+              <w:bottom w:val="none" w:sz="0" w:space="0" w:color="000000"/>
+              <w:top w:val="none" w:sz="0" w:space="0" w:color="000000"/>
+              <w:left w:val="none" w:sz="0" w:space="0" w:color="000000"/>
+              <w:right w:val="none" w:sz="0" w:space="0" w:color="000000"/>
+            </w:tcBorders>
+            <w:shd w:val="clear" w:color="auto" w:fill="FFFFFF"/>
+            <w:tcMar>
+              <w:top w:w="0" w:type="dxa"/>
+              <w:bottom w:w="0" w:type="dxa"/>
+              <w:left w:w="0" w:type="dxa"/>
+              <w:right w:w="0" w:type="dxa"/>
+            </w:tcMar>
+            <w:vAlign w:val="center"/>
+          </w:tcPr>
+          <w:p>
+            <w:pPr>
+              <w:pStyle w:val="Normal"/>
+              <w:jc w:val="left"/>
+              <w:pBdr>
+                <w:bottom w:val="none" w:sz="0" w:space="0" w:color="000000"/>
+                <w:top w:val="none" w:sz="0" w:space="0" w:color="000000"/>
+                <w:left w:val="none" w:sz="0" w:space="0" w:color="000000"/>
+                <w:right w:val="none" w:sz="0" w:space="0" w:color="000000"/>
+              </w:pBdr>
+              <w:spacing w:after="100" w:before="100" w:line="240"/>
+              <w:ind w:left="100" w:right="100" w:firstLine="0" w:firstLineChars="0"/>
+              <w:rPr>
+                <w:rFonts w:ascii="Times New Roman" w:hAnsi="Times New Roman" w:eastAsia="Times New Roman" w:cs="Times New Roman"/>
+                <w:i w:val="false"/>
+                <w:b w:val="false"/>
+                <w:u w:val="none"/>
+                <w:strike w:val="false"/>
+                <w:sz w:val="18"/>
+                <w:szCs w:val="18"/>
+                <w:color w:val="000000"/>
+              </w:rPr>
+            </w:pPr>
+            <w:r>
+              <w:rPr>
+                <w:rFonts w:ascii="Times New Roman" w:hAnsi="Times New Roman" w:eastAsia="Times New Roman" w:cs="Times New Roman"/>
+                <w:i w:val="false"/>
+                <w:b w:val="false"/>
+                <w:u w:val="none"/>
+                <w:strike w:val="false"/>
+                <w:sz w:val="18"/>
+                <w:szCs w:val="18"/>
+                <w:color w:val="000000"/>
+              </w:rPr>
+              <w:t xml:space="preserve">0.108</w:t>
             </w:r>
           </w:p>
         </w:tc>
@@ -2266,7 +2266,7 @@
                 <w:szCs w:val="18"/>
                 <w:color w:val="000000"/>
               </w:rPr>
-              <w:t xml:space="preserve">218</w:t>
+              <w:t xml:space="preserve">252</w:t>
             </w:r>
           </w:p>
         </w:tc>
@@ -2321,172 +2321,172 @@
                 <w:szCs w:val="18"/>
                 <w:color w:val="000000"/>
               </w:rPr>
-              <w:t xml:space="preserve">78</w:t>
-            </w:r>
-          </w:p>
-        </w:tc>
-        <w:tc>
-          <w:tcPr>
-            <w:tcBorders>
-              <w:bottom w:val="none" w:sz="0" w:space="0" w:color="000000"/>
-              <w:top w:val="none" w:sz="0" w:space="0" w:color="000000"/>
-              <w:left w:val="none" w:sz="0" w:space="0" w:color="000000"/>
-              <w:right w:val="none" w:sz="0" w:space="0" w:color="000000"/>
-            </w:tcBorders>
-            <w:shd w:val="clear" w:color="auto" w:fill="FFFFFF"/>
-            <w:tcMar>
-              <w:top w:w="0" w:type="dxa"/>
-              <w:bottom w:w="0" w:type="dxa"/>
-              <w:left w:w="0" w:type="dxa"/>
-              <w:right w:w="0" w:type="dxa"/>
-            </w:tcMar>
-            <w:vAlign w:val="center"/>
-          </w:tcPr>
-          <w:p>
-            <w:pPr>
-              <w:pStyle w:val="Normal"/>
-              <w:jc w:val="left"/>
-              <w:pBdr>
-                <w:bottom w:val="none" w:sz="0" w:space="0" w:color="000000"/>
-                <w:top w:val="none" w:sz="0" w:space="0" w:color="000000"/>
-                <w:left w:val="none" w:sz="0" w:space="0" w:color="000000"/>
-                <w:right w:val="none" w:sz="0" w:space="0" w:color="000000"/>
-              </w:pBdr>
-              <w:spacing w:after="100" w:before="100" w:line="240"/>
-              <w:ind w:left="100" w:right="100" w:firstLine="0" w:firstLineChars="0"/>
-              <w:rPr>
-                <w:rFonts w:ascii="Times New Roman" w:hAnsi="Times New Roman" w:eastAsia="Times New Roman" w:cs="Times New Roman"/>
-                <w:i w:val="false"/>
-                <w:b w:val="false"/>
-                <w:u w:val="none"/>
-                <w:strike w:val="false"/>
-                <w:sz w:val="18"/>
-                <w:szCs w:val="18"/>
-                <w:color w:val="000000"/>
-              </w:rPr>
-            </w:pPr>
-            <w:r>
-              <w:rPr>
-                <w:rFonts w:ascii="Times New Roman" w:hAnsi="Times New Roman" w:eastAsia="Times New Roman" w:cs="Times New Roman"/>
-                <w:i w:val="false"/>
-                <w:b w:val="false"/>
-                <w:u w:val="none"/>
-                <w:strike w:val="false"/>
-                <w:sz w:val="18"/>
-                <w:szCs w:val="18"/>
-                <w:color w:val="000000"/>
-              </w:rPr>
-              <w:t xml:space="preserve">NR (97.0–NR)</w:t>
-            </w:r>
-          </w:p>
-        </w:tc>
-        <w:tc>
-          <w:tcPr>
-            <w:tcBorders>
-              <w:bottom w:val="none" w:sz="0" w:space="0" w:color="000000"/>
-              <w:top w:val="none" w:sz="0" w:space="0" w:color="000000"/>
-              <w:left w:val="none" w:sz="0" w:space="0" w:color="000000"/>
-              <w:right w:val="none" w:sz="0" w:space="0" w:color="000000"/>
-            </w:tcBorders>
-            <w:shd w:val="clear" w:color="auto" w:fill="FFFFFF"/>
-            <w:tcMar>
-              <w:top w:w="0" w:type="dxa"/>
-              <w:bottom w:w="0" w:type="dxa"/>
-              <w:left w:w="0" w:type="dxa"/>
-              <w:right w:w="0" w:type="dxa"/>
-            </w:tcMar>
-            <w:vAlign w:val="center"/>
-          </w:tcPr>
-          <w:p>
-            <w:pPr>
-              <w:pStyle w:val="Normal"/>
-              <w:jc w:val="left"/>
-              <w:pBdr>
-                <w:bottom w:val="none" w:sz="0" w:space="0" w:color="000000"/>
-                <w:top w:val="none" w:sz="0" w:space="0" w:color="000000"/>
-                <w:left w:val="none" w:sz="0" w:space="0" w:color="000000"/>
-                <w:right w:val="none" w:sz="0" w:space="0" w:color="000000"/>
-              </w:pBdr>
-              <w:spacing w:after="100" w:before="100" w:line="240"/>
-              <w:ind w:left="100" w:right="100" w:firstLine="0" w:firstLineChars="0"/>
-              <w:rPr>
-                <w:rFonts w:ascii="Times New Roman" w:hAnsi="Times New Roman" w:eastAsia="Times New Roman" w:cs="Times New Roman"/>
-                <w:i w:val="false"/>
-                <w:b w:val="false"/>
-                <w:u w:val="none"/>
-                <w:strike w:val="false"/>
-                <w:sz w:val="18"/>
-                <w:szCs w:val="18"/>
-                <w:color w:val="000000"/>
-              </w:rPr>
-            </w:pPr>
-            <w:r>
-              <w:rPr>
-                <w:rFonts w:ascii="Times New Roman" w:hAnsi="Times New Roman" w:eastAsia="Times New Roman" w:cs="Times New Roman"/>
-                <w:i w:val="false"/>
-                <w:b w:val="false"/>
-                <w:u w:val="none"/>
-                <w:strike w:val="false"/>
-                <w:sz w:val="18"/>
-                <w:szCs w:val="18"/>
-                <w:color w:val="000000"/>
-              </w:rPr>
-              <w:t xml:space="preserve">73.8% (68.0–80.2)</w:t>
-            </w:r>
-          </w:p>
-        </w:tc>
-        <w:tc>
-          <w:tcPr>
-            <w:tcBorders>
-              <w:bottom w:val="none" w:sz="0" w:space="0" w:color="000000"/>
-              <w:top w:val="none" w:sz="0" w:space="0" w:color="000000"/>
-              <w:left w:val="none" w:sz="0" w:space="0" w:color="000000"/>
-              <w:right w:val="none" w:sz="0" w:space="0" w:color="000000"/>
-            </w:tcBorders>
-            <w:shd w:val="clear" w:color="auto" w:fill="FFFFFF"/>
-            <w:tcMar>
-              <w:top w:w="0" w:type="dxa"/>
-              <w:bottom w:w="0" w:type="dxa"/>
-              <w:left w:w="0" w:type="dxa"/>
-              <w:right w:w="0" w:type="dxa"/>
-            </w:tcMar>
-            <w:vAlign w:val="center"/>
-          </w:tcPr>
-          <w:p>
-            <w:pPr>
-              <w:pStyle w:val="Normal"/>
-              <w:jc w:val="left"/>
-              <w:pBdr>
-                <w:bottom w:val="none" w:sz="0" w:space="0" w:color="000000"/>
-                <w:top w:val="none" w:sz="0" w:space="0" w:color="000000"/>
-                <w:left w:val="none" w:sz="0" w:space="0" w:color="000000"/>
-                <w:right w:val="none" w:sz="0" w:space="0" w:color="000000"/>
-              </w:pBdr>
-              <w:spacing w:after="100" w:before="100" w:line="240"/>
-              <w:ind w:left="100" w:right="100" w:firstLine="0" w:firstLineChars="0"/>
-              <w:rPr>
-                <w:rFonts w:ascii="Times New Roman" w:hAnsi="Times New Roman" w:eastAsia="Times New Roman" w:cs="Times New Roman"/>
-                <w:i w:val="false"/>
-                <w:b w:val="false"/>
-                <w:u w:val="none"/>
-                <w:strike w:val="false"/>
-                <w:sz w:val="18"/>
-                <w:szCs w:val="18"/>
-                <w:color w:val="000000"/>
-              </w:rPr>
-            </w:pPr>
-            <w:r>
-              <w:rPr>
-                <w:rFonts w:ascii="Times New Roman" w:hAnsi="Times New Roman" w:eastAsia="Times New Roman" w:cs="Times New Roman"/>
-                <w:i w:val="false"/>
-                <w:b w:val="false"/>
-                <w:u w:val="none"/>
-                <w:strike w:val="false"/>
-                <w:sz w:val="18"/>
-                <w:szCs w:val="18"/>
-                <w:color w:val="000000"/>
-              </w:rPr>
-              <w:t xml:space="preserve">65.6% (59.1–72.7)</w:t>
+              <w:t xml:space="preserve">85</w:t>
+            </w:r>
+          </w:p>
+        </w:tc>
+        <w:tc>
+          <w:tcPr>
+            <w:tcBorders>
+              <w:bottom w:val="none" w:sz="0" w:space="0" w:color="000000"/>
+              <w:top w:val="none" w:sz="0" w:space="0" w:color="000000"/>
+              <w:left w:val="none" w:sz="0" w:space="0" w:color="000000"/>
+              <w:right w:val="none" w:sz="0" w:space="0" w:color="000000"/>
+            </w:tcBorders>
+            <w:shd w:val="clear" w:color="auto" w:fill="FFFFFF"/>
+            <w:tcMar>
+              <w:top w:w="0" w:type="dxa"/>
+              <w:bottom w:w="0" w:type="dxa"/>
+              <w:left w:w="0" w:type="dxa"/>
+              <w:right w:w="0" w:type="dxa"/>
+            </w:tcMar>
+            <w:vAlign w:val="center"/>
+          </w:tcPr>
+          <w:p>
+            <w:pPr>
+              <w:pStyle w:val="Normal"/>
+              <w:jc w:val="left"/>
+              <w:pBdr>
+                <w:bottom w:val="none" w:sz="0" w:space="0" w:color="000000"/>
+                <w:top w:val="none" w:sz="0" w:space="0" w:color="000000"/>
+                <w:left w:val="none" w:sz="0" w:space="0" w:color="000000"/>
+                <w:right w:val="none" w:sz="0" w:space="0" w:color="000000"/>
+              </w:pBdr>
+              <w:spacing w:after="100" w:before="100" w:line="240"/>
+              <w:ind w:left="100" w:right="100" w:firstLine="0" w:firstLineChars="0"/>
+              <w:rPr>
+                <w:rFonts w:ascii="Times New Roman" w:hAnsi="Times New Roman" w:eastAsia="Times New Roman" w:cs="Times New Roman"/>
+                <w:i w:val="false"/>
+                <w:b w:val="false"/>
+                <w:u w:val="none"/>
+                <w:strike w:val="false"/>
+                <w:sz w:val="18"/>
+                <w:szCs w:val="18"/>
+                <w:color w:val="000000"/>
+              </w:rPr>
+            </w:pPr>
+            <w:r>
+              <w:rPr>
+                <w:rFonts w:ascii="Times New Roman" w:hAnsi="Times New Roman" w:eastAsia="Times New Roman" w:cs="Times New Roman"/>
+                <w:i w:val="false"/>
+                <w:b w:val="false"/>
+                <w:u w:val="none"/>
+                <w:strike w:val="false"/>
+                <w:sz w:val="18"/>
+                <w:szCs w:val="18"/>
+                <w:color w:val="000000"/>
+              </w:rPr>
+              <w:t xml:space="preserve">NR (91.0–NR)</w:t>
+            </w:r>
+          </w:p>
+        </w:tc>
+        <w:tc>
+          <w:tcPr>
+            <w:tcBorders>
+              <w:bottom w:val="none" w:sz="0" w:space="0" w:color="000000"/>
+              <w:top w:val="none" w:sz="0" w:space="0" w:color="000000"/>
+              <w:left w:val="none" w:sz="0" w:space="0" w:color="000000"/>
+              <w:right w:val="none" w:sz="0" w:space="0" w:color="000000"/>
+            </w:tcBorders>
+            <w:shd w:val="clear" w:color="auto" w:fill="FFFFFF"/>
+            <w:tcMar>
+              <w:top w:w="0" w:type="dxa"/>
+              <w:bottom w:w="0" w:type="dxa"/>
+              <w:left w:w="0" w:type="dxa"/>
+              <w:right w:w="0" w:type="dxa"/>
+            </w:tcMar>
+            <w:vAlign w:val="center"/>
+          </w:tcPr>
+          <w:p>
+            <w:pPr>
+              <w:pStyle w:val="Normal"/>
+              <w:jc w:val="left"/>
+              <w:pBdr>
+                <w:bottom w:val="none" w:sz="0" w:space="0" w:color="000000"/>
+                <w:top w:val="none" w:sz="0" w:space="0" w:color="000000"/>
+                <w:left w:val="none" w:sz="0" w:space="0" w:color="000000"/>
+                <w:right w:val="none" w:sz="0" w:space="0" w:color="000000"/>
+              </w:pBdr>
+              <w:spacing w:after="100" w:before="100" w:line="240"/>
+              <w:ind w:left="100" w:right="100" w:firstLine="0" w:firstLineChars="0"/>
+              <w:rPr>
+                <w:rFonts w:ascii="Times New Roman" w:hAnsi="Times New Roman" w:eastAsia="Times New Roman" w:cs="Times New Roman"/>
+                <w:i w:val="false"/>
+                <w:b w:val="false"/>
+                <w:u w:val="none"/>
+                <w:strike w:val="false"/>
+                <w:sz w:val="18"/>
+                <w:szCs w:val="18"/>
+                <w:color w:val="000000"/>
+              </w:rPr>
+            </w:pPr>
+            <w:r>
+              <w:rPr>
+                <w:rFonts w:ascii="Times New Roman" w:hAnsi="Times New Roman" w:eastAsia="Times New Roman" w:cs="Times New Roman"/>
+                <w:i w:val="false"/>
+                <w:b w:val="false"/>
+                <w:u w:val="none"/>
+                <w:strike w:val="false"/>
+                <w:sz w:val="18"/>
+                <w:szCs w:val="18"/>
+                <w:color w:val="000000"/>
+              </w:rPr>
+              <w:t xml:space="preserve">81.1% (76.2–86.3)</w:t>
+            </w:r>
+          </w:p>
+        </w:tc>
+        <w:tc>
+          <w:tcPr>
+            <w:tcBorders>
+              <w:bottom w:val="none" w:sz="0" w:space="0" w:color="000000"/>
+              <w:top w:val="none" w:sz="0" w:space="0" w:color="000000"/>
+              <w:left w:val="none" w:sz="0" w:space="0" w:color="000000"/>
+              <w:right w:val="none" w:sz="0" w:space="0" w:color="000000"/>
+            </w:tcBorders>
+            <w:shd w:val="clear" w:color="auto" w:fill="FFFFFF"/>
+            <w:tcMar>
+              <w:top w:w="0" w:type="dxa"/>
+              <w:bottom w:w="0" w:type="dxa"/>
+              <w:left w:w="0" w:type="dxa"/>
+              <w:right w:w="0" w:type="dxa"/>
+            </w:tcMar>
+            <w:vAlign w:val="center"/>
+          </w:tcPr>
+          <w:p>
+            <w:pPr>
+              <w:pStyle w:val="Normal"/>
+              <w:jc w:val="left"/>
+              <w:pBdr>
+                <w:bottom w:val="none" w:sz="0" w:space="0" w:color="000000"/>
+                <w:top w:val="none" w:sz="0" w:space="0" w:color="000000"/>
+                <w:left w:val="none" w:sz="0" w:space="0" w:color="000000"/>
+                <w:right w:val="none" w:sz="0" w:space="0" w:color="000000"/>
+              </w:pBdr>
+              <w:spacing w:after="100" w:before="100" w:line="240"/>
+              <w:ind w:left="100" w:right="100" w:firstLine="0" w:firstLineChars="0"/>
+              <w:rPr>
+                <w:rFonts w:ascii="Times New Roman" w:hAnsi="Times New Roman" w:eastAsia="Times New Roman" w:cs="Times New Roman"/>
+                <w:i w:val="false"/>
+                <w:b w:val="false"/>
+                <w:u w:val="none"/>
+                <w:strike w:val="false"/>
+                <w:sz w:val="18"/>
+                <w:szCs w:val="18"/>
+                <w:color w:val="000000"/>
+              </w:rPr>
+            </w:pPr>
+            <w:r>
+              <w:rPr>
+                <w:rFonts w:ascii="Times New Roman" w:hAnsi="Times New Roman" w:eastAsia="Times New Roman" w:cs="Times New Roman"/>
+                <w:i w:val="false"/>
+                <w:b w:val="false"/>
+                <w:u w:val="none"/>
+                <w:strike w:val="false"/>
+                <w:sz w:val="18"/>
+                <w:szCs w:val="18"/>
+                <w:color w:val="000000"/>
+              </w:rPr>
+              <w:t xml:space="preserve">68.9% (62.9–75.4)</w:t>
             </w:r>
           </w:p>
         </w:tc>
@@ -2766,7 +2766,7 @@
                 <w:szCs w:val="18"/>
                 <w:color w:val="000000"/>
               </w:rPr>
-              <w:t xml:space="preserve">249</w:t>
+              <w:t xml:space="preserve">252</w:t>
             </w:r>
           </w:p>
         </w:tc>
@@ -2821,7 +2821,7 @@
                 <w:szCs w:val="18"/>
                 <w:color w:val="000000"/>
               </w:rPr>
-              <w:t xml:space="preserve">69</w:t>
+              <w:t xml:space="preserve">80</w:t>
             </w:r>
           </w:p>
         </w:tc>
@@ -2931,117 +2931,117 @@
                 <w:szCs w:val="18"/>
                 <w:color w:val="000000"/>
               </w:rPr>
-              <w:t xml:space="preserve">75.7% (70.3–81.5)</w:t>
-            </w:r>
-          </w:p>
-        </w:tc>
-        <w:tc>
-          <w:tcPr>
-            <w:tcBorders>
-              <w:bottom w:val="none" w:sz="0" w:space="0" w:color="000000"/>
-              <w:top w:val="none" w:sz="0" w:space="0" w:color="000000"/>
-              <w:left w:val="none" w:sz="0" w:space="0" w:color="000000"/>
-              <w:right w:val="none" w:sz="0" w:space="0" w:color="000000"/>
-            </w:tcBorders>
-            <w:shd w:val="clear" w:color="auto" w:fill="FFFFFF"/>
-            <w:tcMar>
-              <w:top w:w="0" w:type="dxa"/>
-              <w:bottom w:w="0" w:type="dxa"/>
-              <w:left w:w="0" w:type="dxa"/>
-              <w:right w:w="0" w:type="dxa"/>
-            </w:tcMar>
-            <w:vAlign w:val="center"/>
-          </w:tcPr>
-          <w:p>
-            <w:pPr>
-              <w:pStyle w:val="Normal"/>
-              <w:jc w:val="left"/>
-              <w:pBdr>
-                <w:bottom w:val="none" w:sz="0" w:space="0" w:color="000000"/>
-                <w:top w:val="none" w:sz="0" w:space="0" w:color="000000"/>
-                <w:left w:val="none" w:sz="0" w:space="0" w:color="000000"/>
-                <w:right w:val="none" w:sz="0" w:space="0" w:color="000000"/>
-              </w:pBdr>
-              <w:spacing w:after="100" w:before="100" w:line="240"/>
-              <w:ind w:left="100" w:right="100" w:firstLine="0" w:firstLineChars="0"/>
-              <w:rPr>
-                <w:rFonts w:ascii="Times New Roman" w:hAnsi="Times New Roman" w:eastAsia="Times New Roman" w:cs="Times New Roman"/>
-                <w:i w:val="false"/>
-                <w:b w:val="false"/>
-                <w:u w:val="none"/>
-                <w:strike w:val="false"/>
-                <w:sz w:val="18"/>
-                <w:szCs w:val="18"/>
-                <w:color w:val="000000"/>
-              </w:rPr>
-            </w:pPr>
-            <w:r>
-              <w:rPr>
-                <w:rFonts w:ascii="Times New Roman" w:hAnsi="Times New Roman" w:eastAsia="Times New Roman" w:cs="Times New Roman"/>
-                <w:i w:val="false"/>
-                <w:b w:val="false"/>
-                <w:u w:val="none"/>
-                <w:strike w:val="false"/>
-                <w:sz w:val="18"/>
-                <w:szCs w:val="18"/>
-                <w:color w:val="000000"/>
-              </w:rPr>
-              <w:t xml:space="preserve">69.7% (63.8–76.2)</w:t>
-            </w:r>
-          </w:p>
-        </w:tc>
-        <w:tc>
-          <w:tcPr>
-            <w:tcBorders>
-              <w:bottom w:val="none" w:sz="0" w:space="0" w:color="000000"/>
-              <w:top w:val="none" w:sz="0" w:space="0" w:color="000000"/>
-              <w:left w:val="none" w:sz="0" w:space="0" w:color="000000"/>
-              <w:right w:val="none" w:sz="0" w:space="0" w:color="000000"/>
-            </w:tcBorders>
-            <w:shd w:val="clear" w:color="auto" w:fill="FFFFFF"/>
-            <w:tcMar>
-              <w:top w:w="0" w:type="dxa"/>
-              <w:bottom w:w="0" w:type="dxa"/>
-              <w:left w:w="0" w:type="dxa"/>
-              <w:right w:w="0" w:type="dxa"/>
-            </w:tcMar>
-            <w:vAlign w:val="center"/>
-          </w:tcPr>
-          <w:p>
-            <w:pPr>
-              <w:pStyle w:val="Normal"/>
-              <w:jc w:val="left"/>
-              <w:pBdr>
-                <w:bottom w:val="none" w:sz="0" w:space="0" w:color="000000"/>
-                <w:top w:val="none" w:sz="0" w:space="0" w:color="000000"/>
-                <w:left w:val="none" w:sz="0" w:space="0" w:color="000000"/>
-                <w:right w:val="none" w:sz="0" w:space="0" w:color="000000"/>
-              </w:pBdr>
-              <w:spacing w:after="100" w:before="100" w:line="240"/>
-              <w:ind w:left="100" w:right="100" w:firstLine="0" w:firstLineChars="0"/>
-              <w:rPr>
-                <w:rFonts w:ascii="Times New Roman" w:hAnsi="Times New Roman" w:eastAsia="Times New Roman" w:cs="Times New Roman"/>
-                <w:i w:val="false"/>
-                <w:b w:val="false"/>
-                <w:u w:val="none"/>
-                <w:strike w:val="false"/>
-                <w:sz w:val="18"/>
-                <w:szCs w:val="18"/>
-                <w:color w:val="000000"/>
-              </w:rPr>
-            </w:pPr>
-            <w:r>
-              <w:rPr>
-                <w:rFonts w:ascii="Times New Roman" w:hAnsi="Times New Roman" w:eastAsia="Times New Roman" w:cs="Times New Roman"/>
-                <w:i w:val="false"/>
-                <w:b w:val="false"/>
-                <w:u w:val="none"/>
-                <w:strike w:val="false"/>
-                <w:sz w:val="18"/>
-                <w:szCs w:val="18"/>
-                <w:color w:val="000000"/>
-              </w:rPr>
-              <w:t xml:space="preserve">0.641</w:t>
+              <w:t xml:space="preserve">69.9% (64.2–76.0)</w:t>
+            </w:r>
+          </w:p>
+        </w:tc>
+        <w:tc>
+          <w:tcPr>
+            <w:tcBorders>
+              <w:bottom w:val="none" w:sz="0" w:space="0" w:color="000000"/>
+              <w:top w:val="none" w:sz="0" w:space="0" w:color="000000"/>
+              <w:left w:val="none" w:sz="0" w:space="0" w:color="000000"/>
+              <w:right w:val="none" w:sz="0" w:space="0" w:color="000000"/>
+            </w:tcBorders>
+            <w:shd w:val="clear" w:color="auto" w:fill="FFFFFF"/>
+            <w:tcMar>
+              <w:top w:w="0" w:type="dxa"/>
+              <w:bottom w:w="0" w:type="dxa"/>
+              <w:left w:w="0" w:type="dxa"/>
+              <w:right w:w="0" w:type="dxa"/>
+            </w:tcMar>
+            <w:vAlign w:val="center"/>
+          </w:tcPr>
+          <w:p>
+            <w:pPr>
+              <w:pStyle w:val="Normal"/>
+              <w:jc w:val="left"/>
+              <w:pBdr>
+                <w:bottom w:val="none" w:sz="0" w:space="0" w:color="000000"/>
+                <w:top w:val="none" w:sz="0" w:space="0" w:color="000000"/>
+                <w:left w:val="none" w:sz="0" w:space="0" w:color="000000"/>
+                <w:right w:val="none" w:sz="0" w:space="0" w:color="000000"/>
+              </w:pBdr>
+              <w:spacing w:after="100" w:before="100" w:line="240"/>
+              <w:ind w:left="100" w:right="100" w:firstLine="0" w:firstLineChars="0"/>
+              <w:rPr>
+                <w:rFonts w:ascii="Times New Roman" w:hAnsi="Times New Roman" w:eastAsia="Times New Roman" w:cs="Times New Roman"/>
+                <w:i w:val="false"/>
+                <w:b w:val="false"/>
+                <w:u w:val="none"/>
+                <w:strike w:val="false"/>
+                <w:sz w:val="18"/>
+                <w:szCs w:val="18"/>
+                <w:color w:val="000000"/>
+              </w:rPr>
+            </w:pPr>
+            <w:r>
+              <w:rPr>
+                <w:rFonts w:ascii="Times New Roman" w:hAnsi="Times New Roman" w:eastAsia="Times New Roman" w:cs="Times New Roman"/>
+                <w:i w:val="false"/>
+                <w:b w:val="false"/>
+                <w:u w:val="none"/>
+                <w:strike w:val="false"/>
+                <w:sz w:val="18"/>
+                <w:szCs w:val="18"/>
+                <w:color w:val="000000"/>
+              </w:rPr>
+              <w:t xml:space="preserve">66.4% (60.4–72.9)</w:t>
+            </w:r>
+          </w:p>
+        </w:tc>
+        <w:tc>
+          <w:tcPr>
+            <w:tcBorders>
+              <w:bottom w:val="none" w:sz="0" w:space="0" w:color="000000"/>
+              <w:top w:val="none" w:sz="0" w:space="0" w:color="000000"/>
+              <w:left w:val="none" w:sz="0" w:space="0" w:color="000000"/>
+              <w:right w:val="none" w:sz="0" w:space="0" w:color="000000"/>
+            </w:tcBorders>
+            <w:shd w:val="clear" w:color="auto" w:fill="FFFFFF"/>
+            <w:tcMar>
+              <w:top w:w="0" w:type="dxa"/>
+              <w:bottom w:w="0" w:type="dxa"/>
+              <w:left w:w="0" w:type="dxa"/>
+              <w:right w:w="0" w:type="dxa"/>
+            </w:tcMar>
+            <w:vAlign w:val="center"/>
+          </w:tcPr>
+          <w:p>
+            <w:pPr>
+              <w:pStyle w:val="Normal"/>
+              <w:jc w:val="left"/>
+              <w:pBdr>
+                <w:bottom w:val="none" w:sz="0" w:space="0" w:color="000000"/>
+                <w:top w:val="none" w:sz="0" w:space="0" w:color="000000"/>
+                <w:left w:val="none" w:sz="0" w:space="0" w:color="000000"/>
+                <w:right w:val="none" w:sz="0" w:space="0" w:color="000000"/>
+              </w:pBdr>
+              <w:spacing w:after="100" w:before="100" w:line="240"/>
+              <w:ind w:left="100" w:right="100" w:firstLine="0" w:firstLineChars="0"/>
+              <w:rPr>
+                <w:rFonts w:ascii="Times New Roman" w:hAnsi="Times New Roman" w:eastAsia="Times New Roman" w:cs="Times New Roman"/>
+                <w:i w:val="false"/>
+                <w:b w:val="false"/>
+                <w:u w:val="none"/>
+                <w:strike w:val="false"/>
+                <w:sz w:val="18"/>
+                <w:szCs w:val="18"/>
+                <w:color w:val="000000"/>
+              </w:rPr>
+            </w:pPr>
+            <w:r>
+              <w:rPr>
+                <w:rFonts w:ascii="Times New Roman" w:hAnsi="Times New Roman" w:eastAsia="Times New Roman" w:cs="Times New Roman"/>
+                <w:i w:val="false"/>
+                <w:b w:val="false"/>
+                <w:u w:val="none"/>
+                <w:strike w:val="false"/>
+                <w:sz w:val="18"/>
+                <w:szCs w:val="18"/>
+                <w:color w:val="000000"/>
+              </w:rPr>
+              <w:t xml:space="preserve">0.073</w:t>
             </w:r>
           </w:p>
         </w:tc>
@@ -3266,7 +3266,7 @@
                 <w:szCs w:val="18"/>
                 <w:color w:val="000000"/>
               </w:rPr>
-              <w:t xml:space="preserve">248</w:t>
+              <w:t xml:space="preserve">245</w:t>
             </w:r>
           </w:p>
         </w:tc>
@@ -3321,7 +3321,7 @@
                 <w:szCs w:val="18"/>
                 <w:color w:val="000000"/>
               </w:rPr>
-              <w:t xml:space="preserve">71</w:t>
+              <w:t xml:space="preserve">60</w:t>
             </w:r>
           </w:p>
         </w:tc>
@@ -3431,62 +3431,62 @@
                 <w:szCs w:val="18"/>
                 <w:color w:val="000000"/>
               </w:rPr>
-              <w:t xml:space="preserve">72.8% (67.3–78.8)</w:t>
-            </w:r>
-          </w:p>
-        </w:tc>
-        <w:tc>
-          <w:tcPr>
-            <w:tcBorders>
-              <w:bottom w:val="none" w:sz="0" w:space="0" w:color="000000"/>
-              <w:top w:val="none" w:sz="0" w:space="0" w:color="000000"/>
-              <w:left w:val="none" w:sz="0" w:space="0" w:color="000000"/>
-              <w:right w:val="none" w:sz="0" w:space="0" w:color="000000"/>
-            </w:tcBorders>
-            <w:shd w:val="clear" w:color="auto" w:fill="FFFFFF"/>
-            <w:tcMar>
-              <w:top w:w="0" w:type="dxa"/>
-              <w:bottom w:w="0" w:type="dxa"/>
-              <w:left w:w="0" w:type="dxa"/>
-              <w:right w:w="0" w:type="dxa"/>
-            </w:tcMar>
-            <w:vAlign w:val="center"/>
-          </w:tcPr>
-          <w:p>
-            <w:pPr>
-              <w:pStyle w:val="Normal"/>
-              <w:jc w:val="left"/>
-              <w:pBdr>
-                <w:bottom w:val="none" w:sz="0" w:space="0" w:color="000000"/>
-                <w:top w:val="none" w:sz="0" w:space="0" w:color="000000"/>
-                <w:left w:val="none" w:sz="0" w:space="0" w:color="000000"/>
-                <w:right w:val="none" w:sz="0" w:space="0" w:color="000000"/>
-              </w:pBdr>
-              <w:spacing w:after="100" w:before="100" w:line="240"/>
-              <w:ind w:left="100" w:right="100" w:firstLine="0" w:firstLineChars="0"/>
-              <w:rPr>
-                <w:rFonts w:ascii="Times New Roman" w:hAnsi="Times New Roman" w:eastAsia="Times New Roman" w:cs="Times New Roman"/>
-                <w:i w:val="false"/>
-                <w:b w:val="false"/>
-                <w:u w:val="none"/>
-                <w:strike w:val="false"/>
-                <w:sz w:val="18"/>
-                <w:szCs w:val="18"/>
-                <w:color w:val="000000"/>
-              </w:rPr>
-            </w:pPr>
-            <w:r>
-              <w:rPr>
-                <w:rFonts w:ascii="Times New Roman" w:hAnsi="Times New Roman" w:eastAsia="Times New Roman" w:cs="Times New Roman"/>
-                <w:i w:val="false"/>
-                <w:b w:val="false"/>
-                <w:u w:val="none"/>
-                <w:strike w:val="false"/>
-                <w:sz w:val="18"/>
-                <w:szCs w:val="18"/>
-                <w:color w:val="000000"/>
-              </w:rPr>
-              <w:t xml:space="preserve">70.5% (64.7–76.8)</w:t>
+              <w:t xml:space="preserve">78.8% (73.6–84.3)</w:t>
+            </w:r>
+          </w:p>
+        </w:tc>
+        <w:tc>
+          <w:tcPr>
+            <w:tcBorders>
+              <w:bottom w:val="none" w:sz="0" w:space="0" w:color="000000"/>
+              <w:top w:val="none" w:sz="0" w:space="0" w:color="000000"/>
+              <w:left w:val="none" w:sz="0" w:space="0" w:color="000000"/>
+              <w:right w:val="none" w:sz="0" w:space="0" w:color="000000"/>
+            </w:tcBorders>
+            <w:shd w:val="clear" w:color="auto" w:fill="FFFFFF"/>
+            <w:tcMar>
+              <w:top w:w="0" w:type="dxa"/>
+              <w:bottom w:w="0" w:type="dxa"/>
+              <w:left w:w="0" w:type="dxa"/>
+              <w:right w:w="0" w:type="dxa"/>
+            </w:tcMar>
+            <w:vAlign w:val="center"/>
+          </w:tcPr>
+          <w:p>
+            <w:pPr>
+              <w:pStyle w:val="Normal"/>
+              <w:jc w:val="left"/>
+              <w:pBdr>
+                <w:bottom w:val="none" w:sz="0" w:space="0" w:color="000000"/>
+                <w:top w:val="none" w:sz="0" w:space="0" w:color="000000"/>
+                <w:left w:val="none" w:sz="0" w:space="0" w:color="000000"/>
+                <w:right w:val="none" w:sz="0" w:space="0" w:color="000000"/>
+              </w:pBdr>
+              <w:spacing w:after="100" w:before="100" w:line="240"/>
+              <w:ind w:left="100" w:right="100" w:firstLine="0" w:firstLineChars="0"/>
+              <w:rPr>
+                <w:rFonts w:ascii="Times New Roman" w:hAnsi="Times New Roman" w:eastAsia="Times New Roman" w:cs="Times New Roman"/>
+                <w:i w:val="false"/>
+                <w:b w:val="false"/>
+                <w:u w:val="none"/>
+                <w:strike w:val="false"/>
+                <w:sz w:val="18"/>
+                <w:szCs w:val="18"/>
+                <w:color w:val="000000"/>
+              </w:rPr>
+            </w:pPr>
+            <w:r>
+              <w:rPr>
+                <w:rFonts w:ascii="Times New Roman" w:hAnsi="Times New Roman" w:eastAsia="Times New Roman" w:cs="Times New Roman"/>
+                <w:i w:val="false"/>
+                <w:b w:val="false"/>
+                <w:u w:val="none"/>
+                <w:strike w:val="false"/>
+                <w:sz w:val="18"/>
+                <w:szCs w:val="18"/>
+                <w:color w:val="000000"/>
+              </w:rPr>
+              <w:t xml:space="preserve">73.9% (68.3–80.1)</w:t>
             </w:r>
           </w:p>
         </w:tc>
@@ -3766,7 +3766,7 @@
                 <w:szCs w:val="18"/>
                 <w:color w:val="000000"/>
               </w:rPr>
-              <w:t xml:space="preserve">195</w:t>
+              <w:t xml:space="preserve">165</w:t>
             </w:r>
           </w:p>
         </w:tc>
@@ -3821,227 +3821,227 @@
                 <w:szCs w:val="18"/>
                 <w:color w:val="000000"/>
               </w:rPr>
-              <w:t xml:space="preserve">60</w:t>
-            </w:r>
-          </w:p>
-        </w:tc>
-        <w:tc>
-          <w:tcPr>
-            <w:tcBorders>
-              <w:bottom w:val="none" w:sz="0" w:space="0" w:color="000000"/>
-              <w:top w:val="none" w:sz="0" w:space="0" w:color="000000"/>
-              <w:left w:val="none" w:sz="0" w:space="0" w:color="000000"/>
-              <w:right w:val="none" w:sz="0" w:space="0" w:color="000000"/>
-            </w:tcBorders>
-            <w:shd w:val="clear" w:color="auto" w:fill="FFFFFF"/>
-            <w:tcMar>
-              <w:top w:w="0" w:type="dxa"/>
-              <w:bottom w:w="0" w:type="dxa"/>
-              <w:left w:w="0" w:type="dxa"/>
-              <w:right w:w="0" w:type="dxa"/>
-            </w:tcMar>
-            <w:vAlign w:val="center"/>
-          </w:tcPr>
-          <w:p>
-            <w:pPr>
-              <w:pStyle w:val="Normal"/>
-              <w:jc w:val="left"/>
-              <w:pBdr>
-                <w:bottom w:val="none" w:sz="0" w:space="0" w:color="000000"/>
-                <w:top w:val="none" w:sz="0" w:space="0" w:color="000000"/>
-                <w:left w:val="none" w:sz="0" w:space="0" w:color="000000"/>
-                <w:right w:val="none" w:sz="0" w:space="0" w:color="000000"/>
-              </w:pBdr>
-              <w:spacing w:after="100" w:before="100" w:line="240"/>
-              <w:ind w:left="100" w:right="100" w:firstLine="0" w:firstLineChars="0"/>
-              <w:rPr>
-                <w:rFonts w:ascii="Times New Roman" w:hAnsi="Times New Roman" w:eastAsia="Times New Roman" w:cs="Times New Roman"/>
-                <w:i w:val="false"/>
-                <w:b w:val="false"/>
-                <w:u w:val="none"/>
-                <w:strike w:val="false"/>
-                <w:sz w:val="18"/>
-                <w:szCs w:val="18"/>
-                <w:color w:val="000000"/>
-              </w:rPr>
-            </w:pPr>
-            <w:r>
-              <w:rPr>
-                <w:rFonts w:ascii="Times New Roman" w:hAnsi="Times New Roman" w:eastAsia="Times New Roman" w:cs="Times New Roman"/>
-                <w:i w:val="false"/>
-                <w:b w:val="false"/>
-                <w:u w:val="none"/>
-                <w:strike w:val="false"/>
-                <w:sz w:val="18"/>
-                <w:szCs w:val="18"/>
-                <w:color w:val="000000"/>
-              </w:rPr>
-              <w:t xml:space="preserve">NR (NR–NR)</w:t>
-            </w:r>
-          </w:p>
-        </w:tc>
-        <w:tc>
-          <w:tcPr>
-            <w:tcBorders>
-              <w:bottom w:val="none" w:sz="0" w:space="0" w:color="000000"/>
-              <w:top w:val="none" w:sz="0" w:space="0" w:color="000000"/>
-              <w:left w:val="none" w:sz="0" w:space="0" w:color="000000"/>
-              <w:right w:val="none" w:sz="0" w:space="0" w:color="000000"/>
-            </w:tcBorders>
-            <w:shd w:val="clear" w:color="auto" w:fill="FFFFFF"/>
-            <w:tcMar>
-              <w:top w:w="0" w:type="dxa"/>
-              <w:bottom w:w="0" w:type="dxa"/>
-              <w:left w:w="0" w:type="dxa"/>
-              <w:right w:w="0" w:type="dxa"/>
-            </w:tcMar>
-            <w:vAlign w:val="center"/>
-          </w:tcPr>
-          <w:p>
-            <w:pPr>
-              <w:pStyle w:val="Normal"/>
-              <w:jc w:val="left"/>
-              <w:pBdr>
-                <w:bottom w:val="none" w:sz="0" w:space="0" w:color="000000"/>
-                <w:top w:val="none" w:sz="0" w:space="0" w:color="000000"/>
-                <w:left w:val="none" w:sz="0" w:space="0" w:color="000000"/>
-                <w:right w:val="none" w:sz="0" w:space="0" w:color="000000"/>
-              </w:pBdr>
-              <w:spacing w:after="100" w:before="100" w:line="240"/>
-              <w:ind w:left="100" w:right="100" w:firstLine="0" w:firstLineChars="0"/>
-              <w:rPr>
-                <w:rFonts w:ascii="Times New Roman" w:hAnsi="Times New Roman" w:eastAsia="Times New Roman" w:cs="Times New Roman"/>
-                <w:i w:val="false"/>
-                <w:b w:val="false"/>
-                <w:u w:val="none"/>
-                <w:strike w:val="false"/>
-                <w:sz w:val="18"/>
-                <w:szCs w:val="18"/>
-                <w:color w:val="000000"/>
-              </w:rPr>
-            </w:pPr>
-            <w:r>
-              <w:rPr>
-                <w:rFonts w:ascii="Times New Roman" w:hAnsi="Times New Roman" w:eastAsia="Times New Roman" w:cs="Times New Roman"/>
-                <w:i w:val="false"/>
-                <w:b w:val="false"/>
-                <w:u w:val="none"/>
-                <w:strike w:val="false"/>
-                <w:sz w:val="18"/>
-                <w:szCs w:val="18"/>
-                <w:color w:val="000000"/>
-              </w:rPr>
-              <w:t xml:space="preserve">72.2% (65.9–79.1)</w:t>
-            </w:r>
-          </w:p>
-        </w:tc>
-        <w:tc>
-          <w:tcPr>
-            <w:tcBorders>
-              <w:bottom w:val="none" w:sz="0" w:space="0" w:color="000000"/>
-              <w:top w:val="none" w:sz="0" w:space="0" w:color="000000"/>
-              <w:left w:val="none" w:sz="0" w:space="0" w:color="000000"/>
-              <w:right w:val="none" w:sz="0" w:space="0" w:color="000000"/>
-            </w:tcBorders>
-            <w:shd w:val="clear" w:color="auto" w:fill="FFFFFF"/>
-            <w:tcMar>
-              <w:top w:w="0" w:type="dxa"/>
-              <w:bottom w:w="0" w:type="dxa"/>
-              <w:left w:w="0" w:type="dxa"/>
-              <w:right w:w="0" w:type="dxa"/>
-            </w:tcMar>
-            <w:vAlign w:val="center"/>
-          </w:tcPr>
-          <w:p>
-            <w:pPr>
-              <w:pStyle w:val="Normal"/>
-              <w:jc w:val="left"/>
-              <w:pBdr>
-                <w:bottom w:val="none" w:sz="0" w:space="0" w:color="000000"/>
-                <w:top w:val="none" w:sz="0" w:space="0" w:color="000000"/>
-                <w:left w:val="none" w:sz="0" w:space="0" w:color="000000"/>
-                <w:right w:val="none" w:sz="0" w:space="0" w:color="000000"/>
-              </w:pBdr>
-              <w:spacing w:after="100" w:before="100" w:line="240"/>
-              <w:ind w:left="100" w:right="100" w:firstLine="0" w:firstLineChars="0"/>
-              <w:rPr>
-                <w:rFonts w:ascii="Times New Roman" w:hAnsi="Times New Roman" w:eastAsia="Times New Roman" w:cs="Times New Roman"/>
-                <w:i w:val="false"/>
-                <w:b w:val="false"/>
-                <w:u w:val="none"/>
-                <w:strike w:val="false"/>
-                <w:sz w:val="18"/>
-                <w:szCs w:val="18"/>
-                <w:color w:val="000000"/>
-              </w:rPr>
-            </w:pPr>
-            <w:r>
-              <w:rPr>
-                <w:rFonts w:ascii="Times New Roman" w:hAnsi="Times New Roman" w:eastAsia="Times New Roman" w:cs="Times New Roman"/>
-                <w:i w:val="false"/>
-                <w:b w:val="false"/>
-                <w:u w:val="none"/>
-                <w:strike w:val="false"/>
-                <w:sz w:val="18"/>
-                <w:szCs w:val="18"/>
-                <w:color w:val="000000"/>
-              </w:rPr>
-              <w:t xml:space="preserve">66.9% (60.3–74.4)</w:t>
-            </w:r>
-          </w:p>
-        </w:tc>
-        <w:tc>
-          <w:tcPr>
-            <w:tcBorders>
-              <w:bottom w:val="none" w:sz="0" w:space="0" w:color="000000"/>
-              <w:top w:val="none" w:sz="0" w:space="0" w:color="000000"/>
-              <w:left w:val="none" w:sz="0" w:space="0" w:color="000000"/>
-              <w:right w:val="none" w:sz="0" w:space="0" w:color="000000"/>
-            </w:tcBorders>
-            <w:shd w:val="clear" w:color="auto" w:fill="FFFFFF"/>
-            <w:tcMar>
-              <w:top w:w="0" w:type="dxa"/>
-              <w:bottom w:w="0" w:type="dxa"/>
-              <w:left w:w="0" w:type="dxa"/>
-              <w:right w:w="0" w:type="dxa"/>
-            </w:tcMar>
-            <w:vAlign w:val="center"/>
-          </w:tcPr>
-          <w:p>
-            <w:pPr>
-              <w:pStyle w:val="Normal"/>
-              <w:jc w:val="left"/>
-              <w:pBdr>
-                <w:bottom w:val="none" w:sz="0" w:space="0" w:color="000000"/>
-                <w:top w:val="none" w:sz="0" w:space="0" w:color="000000"/>
-                <w:left w:val="none" w:sz="0" w:space="0" w:color="000000"/>
-                <w:right w:val="none" w:sz="0" w:space="0" w:color="000000"/>
-              </w:pBdr>
-              <w:spacing w:after="100" w:before="100" w:line="240"/>
-              <w:ind w:left="100" w:right="100" w:firstLine="0" w:firstLineChars="0"/>
-              <w:rPr>
-                <w:rFonts w:ascii="Times New Roman" w:hAnsi="Times New Roman" w:eastAsia="Times New Roman" w:cs="Times New Roman"/>
-                <w:i w:val="false"/>
-                <w:b w:val="false"/>
-                <w:u w:val="none"/>
-                <w:strike w:val="false"/>
-                <w:sz w:val="18"/>
-                <w:szCs w:val="18"/>
-                <w:color w:val="000000"/>
-              </w:rPr>
-            </w:pPr>
-            <w:r>
-              <w:rPr>
-                <w:rFonts w:ascii="Times New Roman" w:hAnsi="Times New Roman" w:eastAsia="Times New Roman" w:cs="Times New Roman"/>
-                <w:i w:val="false"/>
-                <w:b w:val="false"/>
-                <w:u w:val="none"/>
-                <w:strike w:val="false"/>
-                <w:sz w:val="18"/>
-                <w:szCs w:val="18"/>
-                <w:color w:val="000000"/>
-              </w:rPr>
-              <w:t xml:space="preserve">0.499</w:t>
+              <w:t xml:space="preserve">63</w:t>
+            </w:r>
+          </w:p>
+        </w:tc>
+        <w:tc>
+          <w:tcPr>
+            <w:tcBorders>
+              <w:bottom w:val="none" w:sz="0" w:space="0" w:color="000000"/>
+              <w:top w:val="none" w:sz="0" w:space="0" w:color="000000"/>
+              <w:left w:val="none" w:sz="0" w:space="0" w:color="000000"/>
+              <w:right w:val="none" w:sz="0" w:space="0" w:color="000000"/>
+            </w:tcBorders>
+            <w:shd w:val="clear" w:color="auto" w:fill="FFFFFF"/>
+            <w:tcMar>
+              <w:top w:w="0" w:type="dxa"/>
+              <w:bottom w:w="0" w:type="dxa"/>
+              <w:left w:w="0" w:type="dxa"/>
+              <w:right w:w="0" w:type="dxa"/>
+            </w:tcMar>
+            <w:vAlign w:val="center"/>
+          </w:tcPr>
+          <w:p>
+            <w:pPr>
+              <w:pStyle w:val="Normal"/>
+              <w:jc w:val="left"/>
+              <w:pBdr>
+                <w:bottom w:val="none" w:sz="0" w:space="0" w:color="000000"/>
+                <w:top w:val="none" w:sz="0" w:space="0" w:color="000000"/>
+                <w:left w:val="none" w:sz="0" w:space="0" w:color="000000"/>
+                <w:right w:val="none" w:sz="0" w:space="0" w:color="000000"/>
+              </w:pBdr>
+              <w:spacing w:after="100" w:before="100" w:line="240"/>
+              <w:ind w:left="100" w:right="100" w:firstLine="0" w:firstLineChars="0"/>
+              <w:rPr>
+                <w:rFonts w:ascii="Times New Roman" w:hAnsi="Times New Roman" w:eastAsia="Times New Roman" w:cs="Times New Roman"/>
+                <w:i w:val="false"/>
+                <w:b w:val="false"/>
+                <w:u w:val="none"/>
+                <w:strike w:val="false"/>
+                <w:sz w:val="18"/>
+                <w:szCs w:val="18"/>
+                <w:color w:val="000000"/>
+              </w:rPr>
+            </w:pPr>
+            <w:r>
+              <w:rPr>
+                <w:rFonts w:ascii="Times New Roman" w:hAnsi="Times New Roman" w:eastAsia="Times New Roman" w:cs="Times New Roman"/>
+                <w:i w:val="false"/>
+                <w:b w:val="false"/>
+                <w:u w:val="none"/>
+                <w:strike w:val="false"/>
+                <w:sz w:val="18"/>
+                <w:szCs w:val="18"/>
+                <w:color w:val="000000"/>
+              </w:rPr>
+              <w:t xml:space="preserve">NR (93.0–NR)</w:t>
+            </w:r>
+          </w:p>
+        </w:tc>
+        <w:tc>
+          <w:tcPr>
+            <w:tcBorders>
+              <w:bottom w:val="none" w:sz="0" w:space="0" w:color="000000"/>
+              <w:top w:val="none" w:sz="0" w:space="0" w:color="000000"/>
+              <w:left w:val="none" w:sz="0" w:space="0" w:color="000000"/>
+              <w:right w:val="none" w:sz="0" w:space="0" w:color="000000"/>
+            </w:tcBorders>
+            <w:shd w:val="clear" w:color="auto" w:fill="FFFFFF"/>
+            <w:tcMar>
+              <w:top w:w="0" w:type="dxa"/>
+              <w:bottom w:w="0" w:type="dxa"/>
+              <w:left w:w="0" w:type="dxa"/>
+              <w:right w:w="0" w:type="dxa"/>
+            </w:tcMar>
+            <w:vAlign w:val="center"/>
+          </w:tcPr>
+          <w:p>
+            <w:pPr>
+              <w:pStyle w:val="Normal"/>
+              <w:jc w:val="left"/>
+              <w:pBdr>
+                <w:bottom w:val="none" w:sz="0" w:space="0" w:color="000000"/>
+                <w:top w:val="none" w:sz="0" w:space="0" w:color="000000"/>
+                <w:left w:val="none" w:sz="0" w:space="0" w:color="000000"/>
+                <w:right w:val="none" w:sz="0" w:space="0" w:color="000000"/>
+              </w:pBdr>
+              <w:spacing w:after="100" w:before="100" w:line="240"/>
+              <w:ind w:left="100" w:right="100" w:firstLine="0" w:firstLineChars="0"/>
+              <w:rPr>
+                <w:rFonts w:ascii="Times New Roman" w:hAnsi="Times New Roman" w:eastAsia="Times New Roman" w:cs="Times New Roman"/>
+                <w:i w:val="false"/>
+                <w:b w:val="false"/>
+                <w:u w:val="none"/>
+                <w:strike w:val="false"/>
+                <w:sz w:val="18"/>
+                <w:szCs w:val="18"/>
+                <w:color w:val="000000"/>
+              </w:rPr>
+            </w:pPr>
+            <w:r>
+              <w:rPr>
+                <w:rFonts w:ascii="Times New Roman" w:hAnsi="Times New Roman" w:eastAsia="Times New Roman" w:cs="Times New Roman"/>
+                <w:i w:val="false"/>
+                <w:b w:val="false"/>
+                <w:u w:val="none"/>
+                <w:strike w:val="false"/>
+                <w:sz w:val="18"/>
+                <w:szCs w:val="18"/>
+                <w:color w:val="000000"/>
+              </w:rPr>
+              <w:t xml:space="preserve">61.9% (54.6–70.2)</w:t>
+            </w:r>
+          </w:p>
+        </w:tc>
+        <w:tc>
+          <w:tcPr>
+            <w:tcBorders>
+              <w:bottom w:val="none" w:sz="0" w:space="0" w:color="000000"/>
+              <w:top w:val="none" w:sz="0" w:space="0" w:color="000000"/>
+              <w:left w:val="none" w:sz="0" w:space="0" w:color="000000"/>
+              <w:right w:val="none" w:sz="0" w:space="0" w:color="000000"/>
+            </w:tcBorders>
+            <w:shd w:val="clear" w:color="auto" w:fill="FFFFFF"/>
+            <w:tcMar>
+              <w:top w:w="0" w:type="dxa"/>
+              <w:bottom w:w="0" w:type="dxa"/>
+              <w:left w:w="0" w:type="dxa"/>
+              <w:right w:w="0" w:type="dxa"/>
+            </w:tcMar>
+            <w:vAlign w:val="center"/>
+          </w:tcPr>
+          <w:p>
+            <w:pPr>
+              <w:pStyle w:val="Normal"/>
+              <w:jc w:val="left"/>
+              <w:pBdr>
+                <w:bottom w:val="none" w:sz="0" w:space="0" w:color="000000"/>
+                <w:top w:val="none" w:sz="0" w:space="0" w:color="000000"/>
+                <w:left w:val="none" w:sz="0" w:space="0" w:color="000000"/>
+                <w:right w:val="none" w:sz="0" w:space="0" w:color="000000"/>
+              </w:pBdr>
+              <w:spacing w:after="100" w:before="100" w:line="240"/>
+              <w:ind w:left="100" w:right="100" w:firstLine="0" w:firstLineChars="0"/>
+              <w:rPr>
+                <w:rFonts w:ascii="Times New Roman" w:hAnsi="Times New Roman" w:eastAsia="Times New Roman" w:cs="Times New Roman"/>
+                <w:i w:val="false"/>
+                <w:b w:val="false"/>
+                <w:u w:val="none"/>
+                <w:strike w:val="false"/>
+                <w:sz w:val="18"/>
+                <w:szCs w:val="18"/>
+                <w:color w:val="000000"/>
+              </w:rPr>
+            </w:pPr>
+            <w:r>
+              <w:rPr>
+                <w:rFonts w:ascii="Times New Roman" w:hAnsi="Times New Roman" w:eastAsia="Times New Roman" w:cs="Times New Roman"/>
+                <w:i w:val="false"/>
+                <w:b w:val="false"/>
+                <w:u w:val="none"/>
+                <w:strike w:val="false"/>
+                <w:sz w:val="18"/>
+                <w:szCs w:val="18"/>
+                <w:color w:val="000000"/>
+              </w:rPr>
+              <w:t xml:space="preserve">59.4% (52.0–67.9)</w:t>
+            </w:r>
+          </w:p>
+        </w:tc>
+        <w:tc>
+          <w:tcPr>
+            <w:tcBorders>
+              <w:bottom w:val="none" w:sz="0" w:space="0" w:color="000000"/>
+              <w:top w:val="none" w:sz="0" w:space="0" w:color="000000"/>
+              <w:left w:val="none" w:sz="0" w:space="0" w:color="000000"/>
+              <w:right w:val="none" w:sz="0" w:space="0" w:color="000000"/>
+            </w:tcBorders>
+            <w:shd w:val="clear" w:color="auto" w:fill="FFFFFF"/>
+            <w:tcMar>
+              <w:top w:w="0" w:type="dxa"/>
+              <w:bottom w:w="0" w:type="dxa"/>
+              <w:left w:w="0" w:type="dxa"/>
+              <w:right w:w="0" w:type="dxa"/>
+            </w:tcMar>
+            <w:vAlign w:val="center"/>
+          </w:tcPr>
+          <w:p>
+            <w:pPr>
+              <w:pStyle w:val="Normal"/>
+              <w:jc w:val="left"/>
+              <w:pBdr>
+                <w:bottom w:val="none" w:sz="0" w:space="0" w:color="000000"/>
+                <w:top w:val="none" w:sz="0" w:space="0" w:color="000000"/>
+                <w:left w:val="none" w:sz="0" w:space="0" w:color="000000"/>
+                <w:right w:val="none" w:sz="0" w:space="0" w:color="000000"/>
+              </w:pBdr>
+              <w:spacing w:after="100" w:before="100" w:line="240"/>
+              <w:ind w:left="100" w:right="100" w:firstLine="0" w:firstLineChars="0"/>
+              <w:rPr>
+                <w:rFonts w:ascii="Times New Roman" w:hAnsi="Times New Roman" w:eastAsia="Times New Roman" w:cs="Times New Roman"/>
+                <w:i w:val="false"/>
+                <w:b w:val="false"/>
+                <w:u w:val="none"/>
+                <w:strike w:val="false"/>
+                <w:sz w:val="18"/>
+                <w:szCs w:val="18"/>
+                <w:color w:val="000000"/>
+              </w:rPr>
+            </w:pPr>
+            <w:r>
+              <w:rPr>
+                <w:rFonts w:ascii="Times New Roman" w:hAnsi="Times New Roman" w:eastAsia="Times New Roman" w:cs="Times New Roman"/>
+                <w:i w:val="false"/>
+                <w:b w:val="false"/>
+                <w:u w:val="none"/>
+                <w:strike w:val="false"/>
+                <w:sz w:val="18"/>
+                <w:szCs w:val="18"/>
+                <w:color w:val="000000"/>
+              </w:rPr>
+              <w:t xml:space="preserve">0.015</w:t>
             </w:r>
           </w:p>
         </w:tc>
@@ -4266,7 +4266,7 @@
                 <w:szCs w:val="18"/>
                 <w:color w:val="000000"/>
               </w:rPr>
-              <w:t xml:space="preserve">188</w:t>
+              <w:t xml:space="preserve">218</w:t>
             </w:r>
           </w:p>
         </w:tc>
@@ -4321,7 +4321,7 @@
                 <w:szCs w:val="18"/>
                 <w:color w:val="000000"/>
               </w:rPr>
-              <w:t xml:space="preserve">62</w:t>
+              <w:t xml:space="preserve">59</w:t>
             </w:r>
           </w:p>
         </w:tc>
@@ -4431,7 +4431,7 @@
                 <w:szCs w:val="18"/>
                 <w:color w:val="000000"/>
               </w:rPr>
-              <w:t xml:space="preserve">68.5% (61.9–75.8)</w:t>
+              <w:t xml:space="preserve">76.8% (71.2–82.9)</w:t>
             </w:r>
           </w:p>
         </w:tc>
@@ -4486,7 +4486,7 @@
                 <w:szCs w:val="18"/>
                 <w:color w:val="000000"/>
               </w:rPr>
-              <w:t xml:space="preserve">65.6% (58.8–73.2)</w:t>
+              <w:t xml:space="preserve">71.5% (65.4–78.2)</w:t>
             </w:r>
           </w:p>
         </w:tc>
